--- a/Wk6 Assgn_Adhikari_R.docx
+++ b/Wk6 Assgn_Adhikari_R.docx
@@ -558,7 +558,6 @@
                                     </w:rPr>
                                   </w:pPr>
                                 </w:p>
-                                <w:bookmarkStart w:id="0" w:name="_GoBack" w:displacedByCustomXml="next"/>
                                 <w:sdt>
                                   <w:sdtPr>
                                     <w:rPr>
@@ -599,7 +598,6 @@
                                     </w:p>
                                   </w:sdtContent>
                                 </w:sdt>
-                                <w:bookmarkEnd w:id="0" w:displacedByCustomXml="prev"/>
                               </w:txbxContent>
                             </wps:txbx>
                             <wps:bodyPr rot="0" spcFirstLastPara="0" vertOverflow="overflow" horzOverflow="overflow" vert="horz" wrap="square" lIns="45720" tIns="45720" rIns="45720" bIns="45720" numCol="1" spcCol="0" rtlCol="0" fromWordArt="0" anchor="t" anchorCtr="0" forceAA="0" compatLnSpc="1">
@@ -831,7 +829,6 @@
                               </w:rPr>
                             </w:pPr>
                           </w:p>
-                          <w:bookmarkStart w:id="1" w:name="_GoBack" w:displacedByCustomXml="next"/>
                           <w:sdt>
                             <w:sdtPr>
                               <w:rPr>
@@ -872,7 +869,6 @@
                               </w:p>
                             </w:sdtContent>
                           </w:sdt>
-                          <w:bookmarkEnd w:id="1" w:displacedByCustomXml="prev"/>
                         </w:txbxContent>
                       </v:textbox>
                     </v:shape>
@@ -936,31 +932,269 @@
     </w:p>
     <w:p>
       <w:pPr>
-        <w:spacing w:line="480" w:lineRule="auto"/>
-        <w:rPr>
-          <w:b/>
-          <w:bCs/>
+        <w:pStyle w:val="Heading2"/>
+        <w:spacing w:before="300" w:beforeAutospacing="0" w:after="0" w:afterAutospacing="0" w:line="450" w:lineRule="atLeast"/>
+        <w:ind w:firstLine="245"/>
+        <w:rPr>
+          <w:caps/>
+          <w:sz w:val="24"/>
+          <w:szCs w:val="24"/>
+        </w:rPr>
+      </w:pPr>
+      <w:r>
+        <w:rPr>
           <w:sz w:val="28"/>
           <w:szCs w:val="28"/>
         </w:rPr>
-      </w:pPr>
-      <w:r>
+        <w:t xml:space="preserve">Topic:  </w:t>
+      </w:r>
+      <w:r>
+        <w:rPr>
+          <w:caps/>
+          <w:sz w:val="24"/>
+          <w:szCs w:val="24"/>
+        </w:rPr>
+        <w:t>Personal Leadership Philosophies</w:t>
+      </w:r>
+    </w:p>
+    <w:p>
+      <w:pPr>
+        <w:spacing w:line="480" w:lineRule="auto"/>
+        <w:rPr>
+          <w:b/>
+          <w:bCs/>
+        </w:rPr>
+      </w:pPr>
+    </w:p>
+    <w:p>
+      <w:pPr>
+        <w:pStyle w:val="NormalWeb"/>
+        <w:shd w:val="clear" w:color="auto" w:fill="FFFFFF"/>
+        <w:spacing w:before="180" w:beforeAutospacing="0" w:after="180" w:afterAutospacing="0" w:line="480" w:lineRule="auto"/>
+        <w:rPr>
+          <w:b/>
+          <w:bCs/>
+          <w:color w:val="273540"/>
+        </w:rPr>
+      </w:pPr>
+      <w:r>
+        <w:rPr>
+          <w:b/>
+          <w:bCs/>
+          <w:color w:val="273540"/>
+        </w:rPr>
+        <w:t>Develop and submit a personal leadership philosophy that reflects what you think are characteristics of a good leader. Use the scholarly resources on leadership you selected to support your philosophy statement. Your personal leadership philosophy should include the following:</w:t>
+      </w:r>
+    </w:p>
+    <w:p>
+      <w:pPr>
+        <w:numPr>
+          <w:ilvl w:val="0"/>
+          <w:numId w:val="5"/>
+        </w:numPr>
+        <w:shd w:val="clear" w:color="auto" w:fill="FFFFFF"/>
+        <w:spacing w:before="100" w:beforeAutospacing="1" w:after="100" w:afterAutospacing="1" w:line="480" w:lineRule="auto"/>
+        <w:ind w:left="1095"/>
+        <w:rPr>
+          <w:b/>
+          <w:bCs/>
+          <w:color w:val="273540"/>
+        </w:rPr>
+      </w:pPr>
+      <w:r>
+        <w:rPr>
+          <w:b/>
+          <w:bCs/>
+          <w:color w:val="273540"/>
+        </w:rPr>
+        <w:t>A description of your core values.</w:t>
+      </w:r>
+    </w:p>
+    <w:p>
+      <w:pPr>
+        <w:numPr>
+          <w:ilvl w:val="0"/>
+          <w:numId w:val="5"/>
+        </w:numPr>
+        <w:shd w:val="clear" w:color="auto" w:fill="FFFFFF"/>
+        <w:spacing w:before="100" w:beforeAutospacing="1" w:after="100" w:afterAutospacing="1" w:line="480" w:lineRule="auto"/>
+        <w:ind w:left="1095"/>
+        <w:rPr>
+          <w:b/>
+          <w:bCs/>
+          <w:color w:val="273540"/>
+        </w:rPr>
+      </w:pPr>
+      <w:r>
+        <w:rPr>
+          <w:b/>
+          <w:bCs/>
+          <w:color w:val="273540"/>
+        </w:rPr>
+        <w:t>A personal mission and vision statement.</w:t>
+      </w:r>
+    </w:p>
+    <w:p>
+      <w:pPr>
+        <w:numPr>
+          <w:ilvl w:val="0"/>
+          <w:numId w:val="5"/>
+        </w:numPr>
+        <w:shd w:val="clear" w:color="auto" w:fill="FFFFFF"/>
+        <w:spacing w:before="100" w:beforeAutospacing="1" w:after="100" w:afterAutospacing="1" w:line="480" w:lineRule="auto"/>
+        <w:ind w:left="1095"/>
+        <w:rPr>
+          <w:b/>
+          <w:bCs/>
+          <w:color w:val="273540"/>
+        </w:rPr>
+      </w:pPr>
+      <w:r>
+        <w:rPr>
+          <w:b/>
+          <w:bCs/>
+          <w:color w:val="273540"/>
+        </w:rPr>
+        <w:t xml:space="preserve">An analysis of your </w:t>
+      </w:r>
+      <w:proofErr w:type="spellStart"/>
+      <w:r>
+        <w:rPr>
+          <w:b/>
+          <w:bCs/>
+          <w:color w:val="273540"/>
+        </w:rPr>
+        <w:t>CliftonStrengths</w:t>
+      </w:r>
+      <w:proofErr w:type="spellEnd"/>
+      <w:r>
+        <w:rPr>
+          <w:b/>
+          <w:bCs/>
+          <w:color w:val="273540"/>
+        </w:rPr>
+        <w:t xml:space="preserve"> Assessment summarizing the results of your profile</w:t>
+      </w:r>
+    </w:p>
+    <w:p>
+      <w:pPr>
+        <w:numPr>
+          <w:ilvl w:val="0"/>
+          <w:numId w:val="5"/>
+        </w:numPr>
+        <w:shd w:val="clear" w:color="auto" w:fill="FFFFFF"/>
+        <w:spacing w:before="100" w:beforeAutospacing="1" w:after="100" w:afterAutospacing="1" w:line="480" w:lineRule="auto"/>
+        <w:ind w:left="1095"/>
+        <w:rPr>
+          <w:b/>
+          <w:bCs/>
+          <w:color w:val="273540"/>
+        </w:rPr>
+      </w:pPr>
+      <w:r>
+        <w:rPr>
+          <w:b/>
+          <w:bCs/>
+          <w:color w:val="273540"/>
+        </w:rPr>
+        <w:t>A description of two key behaviors that you wish to strengthen.</w:t>
+      </w:r>
+    </w:p>
+    <w:p>
+      <w:pPr>
+        <w:numPr>
+          <w:ilvl w:val="0"/>
+          <w:numId w:val="5"/>
+        </w:numPr>
+        <w:shd w:val="clear" w:color="auto" w:fill="FFFFFF"/>
+        <w:spacing w:before="100" w:beforeAutospacing="1" w:after="100" w:afterAutospacing="1" w:line="480" w:lineRule="auto"/>
+        <w:ind w:left="1095"/>
+        <w:rPr>
+          <w:b/>
+          <w:bCs/>
+          <w:color w:val="273540"/>
+        </w:rPr>
+      </w:pPr>
+      <w:r>
+        <w:rPr>
+          <w:b/>
+          <w:bCs/>
+          <w:color w:val="273540"/>
+        </w:rPr>
+        <w:t>A development plan that explains how you plan to improve upon the two key behaviors you selected and an explanation of how you plan to achieve your personal vision. Be specific and provide examples.</w:t>
+      </w:r>
+    </w:p>
+    <w:p>
+      <w:pPr>
+        <w:numPr>
+          <w:ilvl w:val="0"/>
+          <w:numId w:val="5"/>
+        </w:numPr>
+        <w:shd w:val="clear" w:color="auto" w:fill="FFFFFF"/>
+        <w:spacing w:before="100" w:beforeAutospacing="1" w:after="100" w:afterAutospacing="1" w:line="480" w:lineRule="auto"/>
+        <w:ind w:left="1095"/>
+        <w:rPr>
+          <w:b/>
+          <w:bCs/>
+          <w:color w:val="273540"/>
+        </w:rPr>
+      </w:pPr>
+      <w:r>
+        <w:rPr>
+          <w:b/>
+          <w:bCs/>
+          <w:color w:val="273540"/>
+        </w:rPr>
+        <w:t xml:space="preserve">Be sure to incorporate your colleagues’ feedback on your </w:t>
+      </w:r>
+      <w:proofErr w:type="spellStart"/>
+      <w:r>
+        <w:rPr>
+          <w:b/>
+          <w:bCs/>
+          <w:color w:val="273540"/>
+        </w:rPr>
+        <w:t>CliftonStrengths</w:t>
+      </w:r>
+      <w:proofErr w:type="spellEnd"/>
+      <w:r>
+        <w:rPr>
+          <w:b/>
+          <w:bCs/>
+          <w:color w:val="273540"/>
+        </w:rPr>
+        <w:t xml:space="preserve"> Assessment from this Module’s Discussion 2.</w:t>
+      </w:r>
+    </w:p>
+    <w:p>
+      <w:pPr>
+        <w:spacing w:line="480" w:lineRule="auto"/>
         <w:rPr>
           <w:b/>
           <w:bCs/>
           <w:sz w:val="28"/>
           <w:szCs w:val="28"/>
         </w:rPr>
-        <w:t>Personal leader philosoph</w:t>
-      </w:r>
-      <w:r>
+      </w:pPr>
+    </w:p>
+    <w:p>
+      <w:pPr>
+        <w:spacing w:line="480" w:lineRule="auto"/>
         <w:rPr>
           <w:b/>
           <w:bCs/>
           <w:sz w:val="28"/>
           <w:szCs w:val="28"/>
         </w:rPr>
-        <w:t>y</w:t>
+      </w:pPr>
+      <w:r>
+        <w:rPr>
+          <w:b/>
+          <w:bCs/>
+          <w:sz w:val="28"/>
+          <w:szCs w:val="28"/>
+        </w:rPr>
+        <w:t>Personal leader philosophy</w:t>
       </w:r>
     </w:p>
     <w:p>
@@ -980,7 +1214,11 @@
         <w:t>leadership</w:t>
       </w:r>
       <w:r>
-        <w:t xml:space="preserve"> qualities and characteristics can be a great leader. They have the characteristics of higher </w:t>
+        <w:t xml:space="preserve"> qualities and characteristics can be a great leader. They have the characteristics of </w:t>
+      </w:r>
+      <w:r>
+        <w:lastRenderedPageBreak/>
+        <w:t xml:space="preserve">higher </w:t>
       </w:r>
       <w:r>
         <w:t>self-awareness</w:t>
@@ -1246,11 +1484,7 @@
       </w:r>
       <w:proofErr w:type="gramEnd"/>
       <w:r>
-        <w:t xml:space="preserve"> be creative. They need to be skilled in creating new ideas and products that are high quality and appropriate. Promoting creativity and self-exploring skills becoming the vision and mission in </w:t>
-      </w:r>
-      <w:r>
-        <w:lastRenderedPageBreak/>
-        <w:t xml:space="preserve">many organizations and Authentic leadership quality encompasses all the </w:t>
+        <w:t xml:space="preserve"> be creative. They need to be skilled in creating new ideas and products that are high quality and appropriate. Promoting creativity and self-exploring skills becoming the vision and mission in many organizations and Authentic leadership quality encompasses all the </w:t>
       </w:r>
       <w:r>
         <w:t>above-mentioned</w:t>
@@ -1296,6 +1530,7 @@
         <w:spacing w:line="480" w:lineRule="auto"/>
       </w:pPr>
       <w:r>
+        <w:lastRenderedPageBreak/>
         <w:t xml:space="preserve">My leadership philosophy </w:t>
       </w:r>
       <w:r>
@@ -1580,7 +1815,16 @@
           <w:bCs/>
           <w:color w:val="595959"/>
         </w:rPr>
-        <w:t xml:space="preserve">If I am not successful on any project, then I discover ways to do things perfectly and completely to make it successful. I look for minor flaws in things that other people fail to notice. If I am doing any project or interested in anything, then based on Clifton. Strength finder, I would give my full attention for hours and even days to complete that project. I spend time helping people and embracing their accomplishments and reveling their success. I am the person on the team who can calm people who are confused and upset. </w:t>
+        <w:t xml:space="preserve">If I am not successful on any project, then I discover </w:t>
+      </w:r>
+      <w:r>
+        <w:rPr>
+          <w:b/>
+          <w:bCs/>
+          <w:color w:val="595959"/>
+        </w:rPr>
+        <w:lastRenderedPageBreak/>
+        <w:t xml:space="preserve">ways to do things perfectly and completely to make it successful. I look for minor flaws in things that other people fail to notice. If I am doing any project or interested in anything, then based on Clifton. Strength finder, I would give my full attention for hours and even days to complete that project. I spend time helping people and embracing their accomplishments and reveling their success. I am the person on the team who can calm people who are confused and upset. </w:t>
       </w:r>
     </w:p>
     <w:p>
@@ -1838,86 +2082,86 @@
         <w:rPr>
           <w:color w:val="595959"/>
         </w:rPr>
-        <w:t xml:space="preserve"> communication and relationship building skills are </w:t>
+        <w:t xml:space="preserve"> communication and relationship building skills are usually successful in their workplace, knowing how to offer empathy to staff, </w:t>
+      </w:r>
+      <w:r>
+        <w:rPr>
+          <w:color w:val="595959"/>
+        </w:rPr>
+        <w:t>open-mindedness</w:t>
+      </w:r>
+      <w:r>
+        <w:rPr>
+          <w:color w:val="595959"/>
+        </w:rPr>
+        <w:t xml:space="preserve">, provide constructive feedback, how to listen </w:t>
+      </w:r>
+      <w:r>
+        <w:rPr>
+          <w:color w:val="595959"/>
+        </w:rPr>
+        <w:t>attentively</w:t>
+      </w:r>
+      <w:r>
+        <w:rPr>
+          <w:color w:val="595959"/>
+        </w:rPr>
+        <w:t xml:space="preserve"> will develop </w:t>
+      </w:r>
+      <w:r>
+        <w:rPr>
+          <w:color w:val="595959"/>
+        </w:rPr>
+        <w:t>a strong</w:t>
+      </w:r>
+      <w:r>
+        <w:rPr>
+          <w:color w:val="595959"/>
+        </w:rPr>
+        <w:t xml:space="preserve"> relationship with each and every </w:t>
+      </w:r>
+      <w:r>
+        <w:rPr>
+          <w:color w:val="595959"/>
+        </w:rPr>
+        <w:t>member</w:t>
+      </w:r>
+      <w:r>
+        <w:rPr>
+          <w:color w:val="595959"/>
+        </w:rPr>
+        <w:t xml:space="preserve"> in the team. A leader with great communication skills will automatically build great </w:t>
+      </w:r>
+      <w:r>
+        <w:rPr>
+          <w:color w:val="595959"/>
+        </w:rPr>
+        <w:t>relationship</w:t>
+      </w:r>
+      <w:r>
+        <w:rPr>
+          <w:color w:val="595959"/>
+        </w:rPr>
+        <w:t xml:space="preserve"> skills because we are attracted to </w:t>
+      </w:r>
+      <w:r>
+        <w:rPr>
+          <w:color w:val="595959"/>
+        </w:rPr>
+        <w:t>those</w:t>
+      </w:r>
+      <w:r>
+        <w:rPr>
+          <w:color w:val="595959"/>
+        </w:rPr>
+        <w:t xml:space="preserve"> people with great communication </w:t>
       </w:r>
       <w:r>
         <w:rPr>
           <w:color w:val="595959"/>
         </w:rPr>
         <w:lastRenderedPageBreak/>
-        <w:t xml:space="preserve">usually successful in their workplace, knowing how to offer empathy to staff, </w:t>
-      </w:r>
-      <w:r>
-        <w:rPr>
-          <w:color w:val="595959"/>
-        </w:rPr>
-        <w:t>open-mindedness</w:t>
-      </w:r>
-      <w:r>
-        <w:rPr>
-          <w:color w:val="595959"/>
-        </w:rPr>
-        <w:t xml:space="preserve">, provide constructive feedback, how to listen </w:t>
-      </w:r>
-      <w:r>
-        <w:rPr>
-          <w:color w:val="595959"/>
-        </w:rPr>
-        <w:t>attentively</w:t>
-      </w:r>
-      <w:r>
-        <w:rPr>
-          <w:color w:val="595959"/>
-        </w:rPr>
-        <w:t xml:space="preserve"> will develop </w:t>
-      </w:r>
-      <w:r>
-        <w:rPr>
-          <w:color w:val="595959"/>
-        </w:rPr>
-        <w:t>a strong</w:t>
-      </w:r>
-      <w:r>
-        <w:rPr>
-          <w:color w:val="595959"/>
-        </w:rPr>
-        <w:t xml:space="preserve"> relationship with each and every </w:t>
-      </w:r>
-      <w:r>
-        <w:rPr>
-          <w:color w:val="595959"/>
-        </w:rPr>
-        <w:t>member</w:t>
-      </w:r>
-      <w:r>
-        <w:rPr>
-          <w:color w:val="595959"/>
-        </w:rPr>
-        <w:t xml:space="preserve"> in the team. A leader with great communication skills will automatically build great </w:t>
-      </w:r>
-      <w:r>
-        <w:rPr>
-          <w:color w:val="595959"/>
-        </w:rPr>
-        <w:t>relationship</w:t>
-      </w:r>
-      <w:r>
-        <w:rPr>
-          <w:color w:val="595959"/>
-        </w:rPr>
-        <w:t xml:space="preserve"> skills because we are attracted to </w:t>
-      </w:r>
-      <w:r>
-        <w:rPr>
-          <w:color w:val="595959"/>
-        </w:rPr>
-        <w:t>those</w:t>
-      </w:r>
-      <w:r>
-        <w:rPr>
-          <w:color w:val="595959"/>
-        </w:rPr>
-        <w:t xml:space="preserve"> people with great communication skills, they have the power to pull people on their side </w:t>
+        <w:t xml:space="preserve">skills, they have the power to pull people on their side </w:t>
       </w:r>
       <w:r>
         <w:rPr>
@@ -2072,39 +2316,7 @@
           <w:bCs/>
           <w:color w:val="595959"/>
         </w:rPr>
-        <w:t xml:space="preserve">I </w:t>
-      </w:r>
-      <w:r>
-        <w:rPr>
-          <w:b/>
-          <w:bCs/>
-          <w:color w:val="595959"/>
-        </w:rPr>
-        <w:t xml:space="preserve">would also </w:t>
-      </w:r>
-      <w:r>
-        <w:rPr>
-          <w:b/>
-          <w:bCs/>
-          <w:color w:val="595959"/>
-        </w:rPr>
-        <w:t xml:space="preserve">like to thank </w:t>
-      </w:r>
-      <w:r>
-        <w:rPr>
-          <w:b/>
-          <w:bCs/>
-          <w:color w:val="595959"/>
-        </w:rPr>
-        <w:t>Ms.</w:t>
-      </w:r>
-      <w:r>
-        <w:rPr>
-          <w:b/>
-          <w:bCs/>
-          <w:color w:val="595959"/>
-        </w:rPr>
-        <w:t xml:space="preserve"> </w:t>
+        <w:t xml:space="preserve">I would also like to thank Ms. </w:t>
       </w:r>
       <w:proofErr w:type="spellStart"/>
       <w:r>
@@ -2122,65 +2334,20 @@
           <w:bCs/>
           <w:color w:val="595959"/>
         </w:rPr>
-        <w:t xml:space="preserve"> </w:t>
-      </w:r>
-      <w:r>
-        <w:rPr>
-          <w:b/>
-          <w:bCs/>
-          <w:color w:val="595959"/>
-        </w:rPr>
-        <w:t>for</w:t>
-      </w:r>
-      <w:r>
-        <w:rPr>
-          <w:b/>
-          <w:bCs/>
-          <w:color w:val="595959"/>
-        </w:rPr>
-        <w:t xml:space="preserve"> responding to my discussion post and adding her insight </w:t>
-      </w:r>
-      <w:r>
-        <w:rPr>
-          <w:b/>
-          <w:bCs/>
-          <w:color w:val="595959"/>
-        </w:rPr>
-        <w:t>to</w:t>
-      </w:r>
-      <w:r>
-        <w:rPr>
-          <w:b/>
-          <w:bCs/>
-          <w:color w:val="595959"/>
-        </w:rPr>
-        <w:t xml:space="preserve"> it, I completely agree with her that “</w:t>
+        <w:t xml:space="preserve"> for responding to my discussion post and adding her insight to it, I completely agree with her that “</w:t>
       </w:r>
       <w:r>
         <w:rPr>
           <w:color w:val="2D3B45"/>
           <w:shd w:val="clear" w:color="auto" w:fill="FFFFFF"/>
         </w:rPr>
-        <w:t>effective communication promotes the establishment of nurse-patient relationships and therapeutic relationships, which are essential for promoting healing/recovery and patients’ overall well-being”</w:t>
-      </w:r>
-      <w:r>
-        <w:rPr>
-          <w:color w:val="2D3B45"/>
-          <w:shd w:val="clear" w:color="auto" w:fill="FFFFFF"/>
-        </w:rPr>
-        <w:t xml:space="preserve">. </w:t>
-      </w:r>
-      <w:r>
-        <w:rPr>
-          <w:color w:val="595959"/>
-        </w:rPr>
-        <w:t>Therefore,</w:t>
-      </w:r>
-      <w:r>
-        <w:rPr>
-          <w:color w:val="595959"/>
-        </w:rPr>
-        <w:t xml:space="preserve"> I would like to build my relationship skills so that I can contribute to Nursing by being a great leader</w:t>
+        <w:t xml:space="preserve">effective communication promotes the establishment of nurse-patient relationships and therapeutic relationships, which are essential for promoting healing/recovery and patients’ overall well-being”. </w:t>
+      </w:r>
+      <w:r>
+        <w:rPr>
+          <w:color w:val="595959"/>
+        </w:rPr>
+        <w:t>Therefore, I would like to build my relationship skills so that I can contribute to Nursing by being a great leader</w:t>
       </w:r>
     </w:p>
     <w:p>
@@ -2389,15 +2556,7 @@
           <w:color w:val="333333"/>
           <w:shd w:val="clear" w:color="auto" w:fill="FFFFFF"/>
         </w:rPr>
-        <w:t xml:space="preserve"> to this field, what is my goals, and </w:t>
-      </w:r>
-      <w:r>
-        <w:rPr>
-          <w:color w:val="333333"/>
-          <w:shd w:val="clear" w:color="auto" w:fill="FFFFFF"/>
-        </w:rPr>
-        <w:lastRenderedPageBreak/>
-        <w:t xml:space="preserve">what drove me this because it can find the richness inside </w:t>
+        <w:t xml:space="preserve"> to this field, what is my goals, and what drove me this because it can find the richness inside </w:t>
       </w:r>
       <w:proofErr w:type="gramStart"/>
       <w:r>
@@ -2430,7 +2589,15 @@
           <w:color w:val="1E2E49"/>
           <w:shd w:val="clear" w:color="auto" w:fill="FFFFFF"/>
         </w:rPr>
-        <w:t>To accomplish my vision, during budget scrutiny, and redesigning the work process and flow I am planning to fulfill the advocacy role by protecting nursing resources. I will actively involve my nurses in decision-making that affects the practice environment. To enhance advocate staffing and scheduling will be made a collaborative approach between staff and managers that will help with the work-life balance. I will encourage and offer training and education to nurses on the importance of Authentic leaders in today's challenging world and how to be one of them</w:t>
+        <w:t xml:space="preserve">To accomplish my vision, during budget scrutiny, and redesigning the work process and flow I am planning to fulfill the advocacy role by protecting nursing resources. I will actively involve </w:t>
+      </w:r>
+      <w:r>
+        <w:rPr>
+          <w:color w:val="1E2E49"/>
+          <w:shd w:val="clear" w:color="auto" w:fill="FFFFFF"/>
+        </w:rPr>
+        <w:lastRenderedPageBreak/>
+        <w:t>my nurses in decision-making that affects the practice environment. To enhance advocate staffing and scheduling will be made a collaborative approach between staff and managers that will help with the work-life balance. I will encourage and offer training and education to nurses on the importance of Authentic leaders in today's challenging world and how to be one of them</w:t>
       </w:r>
       <w:r>
         <w:rPr>
@@ -2848,31 +3015,7 @@
           <w:rPr>
             <w:rStyle w:val="Hyperlink"/>
           </w:rPr>
-          <w:t>https://pubm</w:t>
-        </w:r>
-        <w:r>
-          <w:rPr>
-            <w:rStyle w:val="Hyperlink"/>
-          </w:rPr>
-          <w:t>e</w:t>
-        </w:r>
-        <w:r>
-          <w:rPr>
-            <w:rStyle w:val="Hyperlink"/>
-          </w:rPr>
-          <w:t>d.ncbi.nlm.nih.go</w:t>
-        </w:r>
-        <w:r>
-          <w:rPr>
-            <w:rStyle w:val="Hyperlink"/>
-          </w:rPr>
-          <w:t>v</w:t>
-        </w:r>
-        <w:r>
-          <w:rPr>
-            <w:rStyle w:val="Hyperlink"/>
-          </w:rPr>
-          <w:t>/30839453/</w:t>
+          <w:t>https://pubmed.ncbi.nlm.nih.gov/30839453/</w:t>
         </w:r>
       </w:hyperlink>
       <w:r>
@@ -2918,23 +3061,7 @@
             <w:color w:val="0000FF"/>
             <w:bdr w:val="none" w:sz="0" w:space="0" w:color="auto" w:frame="1"/>
           </w:rPr>
-          <w:t xml:space="preserve">Links to an external </w:t>
-        </w:r>
-        <w:r>
-          <w:rPr>
-            <w:rStyle w:val="screenreader-only"/>
-            <w:color w:val="0000FF"/>
-            <w:bdr w:val="none" w:sz="0" w:space="0" w:color="auto" w:frame="1"/>
-          </w:rPr>
-          <w:t>s</w:t>
-        </w:r>
-        <w:r>
-          <w:rPr>
-            <w:rStyle w:val="screenreader-only"/>
-            <w:color w:val="0000FF"/>
-            <w:bdr w:val="none" w:sz="0" w:space="0" w:color="auto" w:frame="1"/>
-          </w:rPr>
-          <w:t>ite.</w:t>
+          <w:t>Links to an external site.</w:t>
         </w:r>
       </w:hyperlink>
       <w:r>
@@ -3751,6 +3878,155 @@
       </w:rPr>
     </w:lvl>
   </w:abstractNum>
+  <w:abstractNum w:abstractNumId="4" w15:restartNumberingAfterBreak="0">
+    <w:nsid w:val="4C8C5B02"/>
+    <w:multiLevelType w:val="multilevel"/>
+    <w:tmpl w:val="26EA451E"/>
+    <w:lvl w:ilvl="0">
+      <w:start w:val="1"/>
+      <w:numFmt w:val="bullet"/>
+      <w:lvlText w:val=""/>
+      <w:lvlJc w:val="left"/>
+      <w:pPr>
+        <w:tabs>
+          <w:tab w:val="num" w:pos="720"/>
+        </w:tabs>
+        <w:ind w:left="720" w:hanging="360"/>
+      </w:pPr>
+      <w:rPr>
+        <w:rFonts w:ascii="Symbol" w:hAnsi="Symbol" w:hint="default"/>
+        <w:sz w:val="20"/>
+      </w:rPr>
+    </w:lvl>
+    <w:lvl w:ilvl="1" w:tentative="1">
+      <w:start w:val="1"/>
+      <w:numFmt w:val="bullet"/>
+      <w:lvlText w:val="o"/>
+      <w:lvlJc w:val="left"/>
+      <w:pPr>
+        <w:tabs>
+          <w:tab w:val="num" w:pos="1440"/>
+        </w:tabs>
+        <w:ind w:left="1440" w:hanging="360"/>
+      </w:pPr>
+      <w:rPr>
+        <w:rFonts w:ascii="Courier New" w:hAnsi="Courier New" w:hint="default"/>
+        <w:sz w:val="20"/>
+      </w:rPr>
+    </w:lvl>
+    <w:lvl w:ilvl="2" w:tentative="1">
+      <w:start w:val="1"/>
+      <w:numFmt w:val="bullet"/>
+      <w:lvlText w:val=""/>
+      <w:lvlJc w:val="left"/>
+      <w:pPr>
+        <w:tabs>
+          <w:tab w:val="num" w:pos="2160"/>
+        </w:tabs>
+        <w:ind w:left="2160" w:hanging="360"/>
+      </w:pPr>
+      <w:rPr>
+        <w:rFonts w:ascii="Wingdings" w:hAnsi="Wingdings" w:hint="default"/>
+        <w:sz w:val="20"/>
+      </w:rPr>
+    </w:lvl>
+    <w:lvl w:ilvl="3" w:tentative="1">
+      <w:start w:val="1"/>
+      <w:numFmt w:val="bullet"/>
+      <w:lvlText w:val=""/>
+      <w:lvlJc w:val="left"/>
+      <w:pPr>
+        <w:tabs>
+          <w:tab w:val="num" w:pos="2880"/>
+        </w:tabs>
+        <w:ind w:left="2880" w:hanging="360"/>
+      </w:pPr>
+      <w:rPr>
+        <w:rFonts w:ascii="Wingdings" w:hAnsi="Wingdings" w:hint="default"/>
+        <w:sz w:val="20"/>
+      </w:rPr>
+    </w:lvl>
+    <w:lvl w:ilvl="4" w:tentative="1">
+      <w:start w:val="1"/>
+      <w:numFmt w:val="bullet"/>
+      <w:lvlText w:val=""/>
+      <w:lvlJc w:val="left"/>
+      <w:pPr>
+        <w:tabs>
+          <w:tab w:val="num" w:pos="3600"/>
+        </w:tabs>
+        <w:ind w:left="3600" w:hanging="360"/>
+      </w:pPr>
+      <w:rPr>
+        <w:rFonts w:ascii="Wingdings" w:hAnsi="Wingdings" w:hint="default"/>
+        <w:sz w:val="20"/>
+      </w:rPr>
+    </w:lvl>
+    <w:lvl w:ilvl="5" w:tentative="1">
+      <w:start w:val="1"/>
+      <w:numFmt w:val="bullet"/>
+      <w:lvlText w:val=""/>
+      <w:lvlJc w:val="left"/>
+      <w:pPr>
+        <w:tabs>
+          <w:tab w:val="num" w:pos="4320"/>
+        </w:tabs>
+        <w:ind w:left="4320" w:hanging="360"/>
+      </w:pPr>
+      <w:rPr>
+        <w:rFonts w:ascii="Wingdings" w:hAnsi="Wingdings" w:hint="default"/>
+        <w:sz w:val="20"/>
+      </w:rPr>
+    </w:lvl>
+    <w:lvl w:ilvl="6" w:tentative="1">
+      <w:start w:val="1"/>
+      <w:numFmt w:val="bullet"/>
+      <w:lvlText w:val=""/>
+      <w:lvlJc w:val="left"/>
+      <w:pPr>
+        <w:tabs>
+          <w:tab w:val="num" w:pos="5040"/>
+        </w:tabs>
+        <w:ind w:left="5040" w:hanging="360"/>
+      </w:pPr>
+      <w:rPr>
+        <w:rFonts w:ascii="Wingdings" w:hAnsi="Wingdings" w:hint="default"/>
+        <w:sz w:val="20"/>
+      </w:rPr>
+    </w:lvl>
+    <w:lvl w:ilvl="7" w:tentative="1">
+      <w:start w:val="1"/>
+      <w:numFmt w:val="bullet"/>
+      <w:lvlText w:val=""/>
+      <w:lvlJc w:val="left"/>
+      <w:pPr>
+        <w:tabs>
+          <w:tab w:val="num" w:pos="5760"/>
+        </w:tabs>
+        <w:ind w:left="5760" w:hanging="360"/>
+      </w:pPr>
+      <w:rPr>
+        <w:rFonts w:ascii="Wingdings" w:hAnsi="Wingdings" w:hint="default"/>
+        <w:sz w:val="20"/>
+      </w:rPr>
+    </w:lvl>
+    <w:lvl w:ilvl="8" w:tentative="1">
+      <w:start w:val="1"/>
+      <w:numFmt w:val="bullet"/>
+      <w:lvlText w:val=""/>
+      <w:lvlJc w:val="left"/>
+      <w:pPr>
+        <w:tabs>
+          <w:tab w:val="num" w:pos="6480"/>
+        </w:tabs>
+        <w:ind w:left="6480" w:hanging="360"/>
+      </w:pPr>
+      <w:rPr>
+        <w:rFonts w:ascii="Wingdings" w:hAnsi="Wingdings" w:hint="default"/>
+        <w:sz w:val="20"/>
+      </w:rPr>
+    </w:lvl>
+  </w:abstractNum>
   <w:num w:numId="1" w16cid:durableId="721249644">
     <w:abstractNumId w:val="2"/>
   </w:num>
@@ -3762,6 +4038,9 @@
   </w:num>
   <w:num w:numId="4" w16cid:durableId="2132091722">
     <w:abstractNumId w:val="1"/>
+  </w:num>
+  <w:num w:numId="5" w16cid:durableId="302194284">
+    <w:abstractNumId w:val="4"/>
   </w:num>
 </w:numbering>
 </file>
@@ -4162,6 +4441,24 @@
       <w:rFonts w:ascii="Times New Roman" w:eastAsia="Times New Roman" w:hAnsi="Times New Roman" w:cs="Times New Roman"/>
     </w:rPr>
   </w:style>
+  <w:style w:type="paragraph" w:styleId="Heading2">
+    <w:name w:val="heading 2"/>
+    <w:basedOn w:val="Normal"/>
+    <w:link w:val="Heading2Char"/>
+    <w:uiPriority w:val="9"/>
+    <w:qFormat/>
+    <w:rsid w:val="00F06ED2"/>
+    <w:pPr>
+      <w:spacing w:before="100" w:beforeAutospacing="1" w:after="100" w:afterAutospacing="1"/>
+      <w:outlineLvl w:val="1"/>
+    </w:pPr>
+    <w:rPr>
+      <w:b/>
+      <w:bCs/>
+      <w:sz w:val="36"/>
+      <w:szCs w:val="36"/>
+    </w:rPr>
+  </w:style>
   <w:style w:type="character" w:default="1" w:styleId="DefaultParagraphFont">
     <w:name w:val="Default Paragraph Font"/>
     <w:uiPriority w:val="1"/>
@@ -4326,6 +4623,20 @@
       <w:sz w:val="22"/>
       <w:szCs w:val="22"/>
       <w:lang w:eastAsia="zh-CN"/>
+    </w:rPr>
+  </w:style>
+  <w:style w:type="character" w:customStyle="1" w:styleId="Heading2Char">
+    <w:name w:val="Heading 2 Char"/>
+    <w:basedOn w:val="DefaultParagraphFont"/>
+    <w:link w:val="Heading2"/>
+    <w:uiPriority w:val="9"/>
+    <w:rsid w:val="00F06ED2"/>
+    <w:rPr>
+      <w:rFonts w:ascii="Times New Roman" w:eastAsia="Times New Roman" w:hAnsi="Times New Roman" w:cs="Times New Roman"/>
+      <w:b/>
+      <w:bCs/>
+      <w:sz w:val="36"/>
+      <w:szCs w:val="36"/>
     </w:rPr>
   </w:style>
 </w:styles>
